--- a/Merkblätter/Merkblatt_Aufsichtspersonen_KB_allgemein.docx
+++ b/Merkblätter/Merkblatt_Aufsichtspersonen_KB_allgemein.docx
@@ -361,7 +361,21 @@
         <w:rPr>
           <w:lang w:bidi="th-TH"/>
         </w:rPr>
-        <w:t>Namen und Email-Adressen der Prüflinge</w:t>
+        <w:t xml:space="preserve">Namen und </w:t>
+      </w:r>
+      <w:proofErr w:type="gramStart"/>
+      <w:r>
+        <w:rPr>
+          <w:lang w:bidi="th-TH"/>
+        </w:rPr>
+        <w:t>Email</w:t>
+      </w:r>
+      <w:proofErr w:type="gramEnd"/>
+      <w:r>
+        <w:rPr>
+          <w:lang w:bidi="th-TH"/>
+        </w:rPr>
+        <w:t>-Adressen der Prüflinge</w:t>
       </w:r>
     </w:p>
     <w:p>
@@ -377,6 +391,12 @@
           <w:lang w:bidi="th-TH"/>
         </w:rPr>
         <w:t>Link zum Examenskurs sowie der dazugehörige Einschreibeschlüssel</w:t>
+      </w:r>
+      <w:r>
+        <w:rPr>
+          <w:lang w:bidi="th-TH"/>
+        </w:rPr>
+        <w:t xml:space="preserve"> für die Prüflinge</w:t>
       </w:r>
     </w:p>
     <w:p>
@@ -524,6 +544,7 @@
         </w:numPr>
       </w:pPr>
       <w:r>
+        <w:lastRenderedPageBreak/>
         <w:t>Schritt-für-Schritt-Anleitung zum Einstellen der Zeitverlängerung bei Nachteilsausgleichen im Examenskurs</w:t>
       </w:r>
       <w:r>
@@ -545,7 +566,6 @@
         <w:rPr>
           <w:lang w:bidi="th-TH"/>
         </w:rPr>
-        <w:lastRenderedPageBreak/>
         <w:t>Drucken Sie folgende Materialien für den Prüfungstag aus:</w:t>
       </w:r>
     </w:p>
@@ -627,7 +647,7 @@
         <w:rPr>
           <w:lang w:bidi="th-TH"/>
         </w:rPr>
-        <w:t>Ggfs. Dokument mit allen relevanten Informationen: WLAN-Passwort, Passwort für die Prüfung, Link zum Examenskurs, Einschreibeschlüssel, etc.</w:t>
+        <w:t>Ggfs. Dokument mit allen relevanten Informationen: WLAN-Passwort, Link zum Examenskurs, Einschreibeschlüssel, etc.</w:t>
       </w:r>
     </w:p>
     <w:p>
@@ -654,7 +674,19 @@
         <w:rPr>
           <w:lang w:bidi="th-TH"/>
         </w:rPr>
-        <w:t>Das Passwort wird nach jeder Prüfung geändert! Bitte prüfen Sie rechtzeitig vor Ihrem Prüfungstermin, ob Sie die aktuelle Version haben. Am Änderungsdatum erkennen Sie, ob das Passwort nach der letzten Prüfung bereits aktualisiert wurde.</w:t>
+        <w:t xml:space="preserve">Das Passwort wird nach jeder Prüfung geändert! </w:t>
+      </w:r>
+      <w:r>
+        <w:rPr>
+          <w:lang w:bidi="th-TH"/>
+        </w:rPr>
+        <w:t>Das neue Passwort ist nur während dem Prüfungszeitraum aktiv. B</w:t>
+      </w:r>
+      <w:r>
+        <w:rPr>
+          <w:lang w:bidi="th-TH"/>
+        </w:rPr>
+        <w:t xml:space="preserve">itte prüfen Sie rechtzeitig vor Ihrem Prüfungstermin, ob Sie die aktuelle Version haben. </w:t>
       </w:r>
     </w:p>
     <w:p>
@@ -881,7 +913,8 @@
         <w:rPr>
           <w:lang w:bidi="th-TH"/>
         </w:rPr>
-        <w:t>Sicherstellen, dass benötigte Assistive Technologien funktionieren (z.B. Screenreader).</w:t>
+        <w:lastRenderedPageBreak/>
+        <w:t>Sicherstellen, dass Prüflinge mit Screenreader Kopfhörer verwenden.</w:t>
       </w:r>
     </w:p>
     <w:p>
@@ -899,8 +932,7 @@
         <w:rPr>
           <w:lang w:bidi="th-TH"/>
         </w:rPr>
-        <w:lastRenderedPageBreak/>
-        <w:t>Sicherstellen, dass Prüflinge mit Screenreader Kopfhörer verwenden.</w:t>
+        <w:t>Über WCs und Fluchtwege informieren.</w:t>
       </w:r>
     </w:p>
     <w:p>
@@ -918,7 +950,7 @@
         <w:rPr>
           <w:lang w:bidi="th-TH"/>
         </w:rPr>
-        <w:t>Über WCs und Fluchtwege informieren.</w:t>
+        <w:t>Überprüfen, ob Tasche, Jacke und Handy sich nicht mehr am Prüfungsplatz befinden. Getränke und Essen sind am Prüfungsplatz erlaubt.</w:t>
       </w:r>
     </w:p>
     <w:p>
@@ -928,15 +960,33 @@
           <w:ilvl w:val="0"/>
           <w:numId w:val="8"/>
         </w:numPr>
-        <w:rPr>
-          <w:lang w:bidi="th-TH"/>
-        </w:rPr>
       </w:pPr>
       <w:r>
         <w:rPr>
-          <w:lang w:bidi="th-TH"/>
-        </w:rPr>
-        <w:t>Überprüfen, ob Tasche, Jacke und Handy sich nicht mehr am Prüfungsplatz befinden. Getränke und Essen sind am Prüfungsplatz erlaubt.</w:t>
+          <w:szCs w:val="28"/>
+          <w:lang w:bidi="th-TH"/>
+        </w:rPr>
+        <w:t xml:space="preserve">Einschreibeschlüssel </w:t>
+      </w:r>
+      <w:r>
+        <w:rPr>
+          <w:szCs w:val="28"/>
+          <w:lang w:bidi="th-TH"/>
+        </w:rPr>
+        <w:t xml:space="preserve">für </w:t>
+      </w:r>
+      <w:r>
+        <w:rPr>
+          <w:szCs w:val="28"/>
+          <w:lang w:bidi="th-TH"/>
+        </w:rPr>
+        <w:t>den Examens-Kurs</w:t>
+      </w:r>
+      <w:r>
+        <w:rPr>
+          <w:lang w:bidi="th-TH"/>
+        </w:rPr>
+        <w:t xml:space="preserve"> an die Prüflinge verteilen. </w:t>
       </w:r>
     </w:p>
     <w:p>
@@ -954,7 +1004,7 @@
         <w:rPr>
           <w:lang w:bidi="th-TH"/>
         </w:rPr>
-        <w:t>Alle Prüflinge in den Moodle-Kurs eintreten lassen und überprüfen, dass es für alle funktioniert.</w:t>
+        <w:t>Alle Prüflinge in den Examens-Kurs eintreten lassen.</w:t>
       </w:r>
     </w:p>
     <w:p>
@@ -967,16 +1017,39 @@
       </w:pPr>
       <w:r>
         <w:rPr>
-          <w:szCs w:val="28"/>
-          <w:lang w:bidi="th-TH"/>
-        </w:rPr>
-        <w:t>Passwort für die Prüfung</w:t>
+          <w:lang w:bidi="th-TH"/>
+        </w:rPr>
+        <w:t xml:space="preserve">Alle Prüflinge in das Examen eintreten lassen und überprüfen, dass es für alle funktioniert. Anmerkung: </w:t>
       </w:r>
       <w:r>
         <w:rPr>
           <w:lang w:bidi="th-TH"/>
         </w:rPr>
-        <w:t xml:space="preserve"> an die Prüflinge verteilen. Die Prüfungszeit startet erst, wenn das Passwort eingegeben wurde.</w:t>
+        <w:t xml:space="preserve">Die Prüfungszeit startet </w:t>
+      </w:r>
+      <w:r>
+        <w:rPr>
+          <w:lang w:bidi="th-TH"/>
+        </w:rPr>
+        <w:t>für die Prüflinge individuell</w:t>
+      </w:r>
+      <w:r>
+        <w:rPr>
+          <w:lang w:bidi="th-TH"/>
+        </w:rPr>
+        <w:t xml:space="preserve">, wenn </w:t>
+      </w:r>
+      <w:r>
+        <w:rPr>
+          <w:lang w:bidi="th-TH"/>
+        </w:rPr>
+        <w:t>sie das Examen starten</w:t>
+      </w:r>
+      <w:r>
+        <w:rPr>
+          <w:lang w:bidi="th-TH"/>
+        </w:rPr>
+        <w:t>.</w:t>
       </w:r>
     </w:p>
     <w:p>
@@ -1229,7 +1302,21 @@
         <w:rPr>
           <w:lang w:bidi="th-TH"/>
         </w:rPr>
-        <w:t xml:space="preserve">Unterschriebene Teilnahmeliste und Protokollblatt einscannen und per Email an </w:t>
+        <w:t xml:space="preserve">Unterschriebene Teilnahmeliste und Protokollblatt einscannen und per </w:t>
+      </w:r>
+      <w:proofErr w:type="gramStart"/>
+      <w:r>
+        <w:rPr>
+          <w:lang w:bidi="th-TH"/>
+        </w:rPr>
+        <w:t>Email</w:t>
+      </w:r>
+      <w:proofErr w:type="gramEnd"/>
+      <w:r>
+        <w:rPr>
+          <w:lang w:bidi="th-TH"/>
+        </w:rPr>
+        <w:t xml:space="preserve"> an </w:t>
       </w:r>
       <w:r>
         <w:rPr>
@@ -1268,6 +1355,7 @@
         <w:rPr>
           <w:lang w:bidi="th-TH"/>
         </w:rPr>
+        <w:lastRenderedPageBreak/>
         <w:t>Kontakt</w:t>
       </w:r>
     </w:p>
@@ -1323,13 +1411,7 @@
         <w:rPr>
           <w:lang w:bidi="th-TH"/>
         </w:rPr>
-        <w:t>D</w:t>
-      </w:r>
-      <w:r>
-        <w:rPr>
-          <w:lang w:bidi="th-TH"/>
-        </w:rPr>
-        <w:t>ie Kontakt</w:t>
+        <w:t>Die Kontakt</w:t>
       </w:r>
       <w:r>
         <w:rPr>
@@ -1378,7 +1460,6 @@
         <w:rPr>
           <w:lang w:bidi="th-TH"/>
         </w:rPr>
-        <w:lastRenderedPageBreak/>
         <w:t>Danke, dass Sie Ihre Zeit für die Qualifizierung anderer Personen zur Verfügung stellen und damit einen wichtigen Beitrag zu mehr digitaler Barrierefreiheit leisten.</w:t>
       </w:r>
     </w:p>
@@ -1400,6 +1481,7 @@
     </w:p>
     <w:sectPr>
       <w:headerReference w:type="default" r:id="rId9"/>
+      <w:footerReference w:type="default" r:id="rId10"/>
       <w:pgSz w:w="11906" w:h="16838"/>
       <w:pgMar w:top="1417" w:right="1417" w:bottom="1134" w:left="1417" w:header="708" w:footer="708" w:gutter="0"/>
       <w:cols w:space="708"/>
@@ -1427,6 +1509,16 @@
     <w:p/>
   </w:endnote>
 </w:endnotes>
+</file>
+
+<file path=word/footer1.xml><?xml version="1.0" encoding="utf-8"?>
+<w:ftr xmlns:wpc="http://schemas.microsoft.com/office/word/2010/wordprocessingCanvas" xmlns:cx="http://schemas.microsoft.com/office/drawing/2014/chartex" xmlns:cx1="http://schemas.microsoft.com/office/drawing/2015/9/8/chartex" xmlns:cx2="http://schemas.microsoft.com/office/drawing/2015/10/21/chartex" xmlns:cx3="http://schemas.microsoft.com/office/drawing/2016/5/9/chartex" xmlns:cx4="http://schemas.microsoft.com/office/drawing/2016/5/10/chartex" xmlns:cx5="http://schemas.microsoft.com/office/drawing/2016/5/11/chartex" xmlns:cx6="http://schemas.microsoft.com/office/drawing/2016/5/12/chartex" xmlns:cx7="http://schemas.microsoft.com/office/drawing/2016/5/13/chartex" xmlns:cx8="http://schemas.microsoft.com/office/drawing/2016/5/14/chartex" xmlns:mc="http://schemas.openxmlformats.org/markup-compatibility/2006" xmlns:aink="http://schemas.microsoft.com/office/drawing/2016/ink" xmlns:am3d="http://schemas.microsoft.com/office/drawing/2017/model3d" xmlns:o="urn:schemas-microsoft-com:office:office" xmlns:oel="http://schemas.microsoft.com/office/2019/extlst" xmlns:r="http://schemas.openxmlformats.org/officeDocument/2006/relationships" xmlns:m="http://schemas.openxmlformats.org/officeDocument/2006/math" xmlns:v="urn:schemas-microsoft-com:vml" xmlns:wp14="http://schemas.microsoft.com/office/word/2010/wordprocessingDrawing" xmlns:wp="http://schemas.openxmlformats.org/drawingml/2006/wordprocessingDrawing" xmlns:w10="urn:schemas-microsoft-com:office:word" xmlns:w="http://schemas.openxmlformats.org/wordprocessingml/2006/main" xmlns:w14="http://schemas.microsoft.com/office/word/2010/wordml" xmlns:w15="http://schemas.microsoft.com/office/word/2012/wordml" xmlns:w16cex="http://schemas.microsoft.com/office/word/2018/wordml/cex" xmlns:w16cid="http://schemas.microsoft.com/office/word/2016/wordml/cid" xmlns:w16="http://schemas.microsoft.com/office/word/2018/wordml" xmlns:w16du="http://schemas.microsoft.com/office/word/2023/wordml/word16du" xmlns:w16sdtdh="http://schemas.microsoft.com/office/word/2020/wordml/sdtdatahash" xmlns:w16sdtfl="http://schemas.microsoft.com/office/word/2024/wordml/sdtformatlock" xmlns:w16se="http://schemas.microsoft.com/office/word/2015/wordml/symex" xmlns:wpg="http://schemas.microsoft.com/office/word/2010/wordprocessingGroup" xmlns:wpi="http://schemas.microsoft.com/office/word/2010/wordprocessingInk" xmlns:wne="http://schemas.microsoft.com/office/word/2006/wordml" xmlns:wps="http://schemas.microsoft.com/office/word/2010/wordprocessingShape" mc:Ignorable="w14 w15 w16se w16cid w16 w16cex w16sdtdh w16sdtfl w16du wp14">
+  <w:p>
+    <w:pPr>
+      <w:pStyle w:val="Fuzeile"/>
+    </w:pPr>
+  </w:p>
+</w:ftr>
 </file>
 
 <file path=word/footnotes.xml><?xml version="1.0" encoding="utf-8"?>

--- a/Merkblätter/Merkblatt_Aufsichtspersonen_KB_allgemein.docx
+++ b/Merkblätter/Merkblatt_Aufsichtspersonen_KB_allgemein.docx
@@ -34,14 +34,35 @@
           <w:i/>
           <w:iCs/>
         </w:rPr>
-        <w:t>Version 1 – 202</w:t>
+        <w:t xml:space="preserve">Version </w:t>
       </w:r>
       <w:r>
         <w:rPr>
           <w:i/>
           <w:iCs/>
         </w:rPr>
-        <w:t>6-03-09</w:t>
+        <w:t>2</w:t>
+      </w:r>
+      <w:r>
+        <w:rPr>
+          <w:i/>
+          <w:iCs/>
+        </w:rPr>
+        <w:t xml:space="preserve"> – 202</w:t>
+      </w:r>
+      <w:r>
+        <w:rPr>
+          <w:i/>
+          <w:iCs/>
+        </w:rPr>
+        <w:t>6-0</w:t>
+      </w:r>
+      <w:r>
+        <w:rPr>
+          <w:i/>
+          <w:iCs/>
+        </w:rPr>
+        <w:t>6-26</w:t>
       </w:r>
     </w:p>
     <w:p>
@@ -138,7 +159,19 @@
         <w:rPr>
           <w:lang w:bidi="th-TH"/>
         </w:rPr>
-        <w:t>selbst das Knowledge Badge</w:t>
+        <w:t xml:space="preserve">selbst das </w:t>
+      </w:r>
+      <w:r>
+        <w:rPr>
+          <w:lang w:bidi="th-TH"/>
+        </w:rPr>
+        <w:t xml:space="preserve">entsprechende </w:t>
+      </w:r>
+      <w:r>
+        <w:rPr>
+          <w:lang w:bidi="th-TH"/>
+        </w:rPr>
+        <w:t>Knowledge Badge</w:t>
       </w:r>
       <w:r>
         <w:rPr>
@@ -186,7 +219,19 @@
         <w:rPr>
           <w:lang w:bidi="th-TH"/>
         </w:rPr>
-        <w:t>Knowledge Badge-</w:t>
+        <w:t>Knowledge</w:t>
+      </w:r>
+      <w:r>
+        <w:rPr>
+          <w:lang w:bidi="th-TH"/>
+        </w:rPr>
+        <w:t>-</w:t>
+      </w:r>
+      <w:r>
+        <w:rPr>
+          <w:lang w:bidi="th-TH"/>
+        </w:rPr>
+        <w:t>Badge-</w:t>
       </w:r>
       <w:r>
         <w:rPr>
@@ -305,9 +350,29 @@
       </w:r>
       <w:r>
         <w:rPr>
-          <w:lang w:bidi="th-TH"/>
-        </w:rPr>
-        <w:t xml:space="preserve"> und lassen Sie sich eine Einweisung und Admin-Rechte für den Examenskurs geben.</w:t>
+          <w:rFonts w:eastAsia="Calibri"/>
+          <w:szCs w:val="28"/>
+          <w:lang w:bidi="th-TH"/>
+        </w:rPr>
+        <w:t>. Die zentrale Prüfungsadministration wird Sie als „Aufsichtsperson“ einschreiben.</w:t>
+      </w:r>
+      <w:r>
+        <w:rPr>
+          <w:lang w:bidi="th-TH"/>
+        </w:rPr>
+        <w:t xml:space="preserve"> </w:t>
+      </w:r>
+      <w:r>
+        <w:rPr>
+          <w:lang w:bidi="th-TH"/>
+        </w:rPr>
+        <w:t>L</w:t>
+      </w:r>
+      <w:r>
+        <w:rPr>
+          <w:lang w:bidi="th-TH"/>
+        </w:rPr>
+        <w:t>assen Sie sich eine Einweisung für den Examenskurs geben.</w:t>
       </w:r>
     </w:p>
     <w:p>
@@ -487,22 +552,19 @@
         <w:rPr>
           <w:lang w:bidi="th-TH"/>
         </w:rPr>
-        <w:t>Passwort für die Prüfung</w:t>
+        <w:t xml:space="preserve">Spezifischer </w:t>
       </w:r>
-    </w:p>
-    <w:p>
-      <w:pPr>
-        <w:pStyle w:val="Listenabsatz"/>
-        <w:numPr>
-          <w:ilvl w:val="1"/>
-          <w:numId w:val="5"/>
-        </w:numPr>
-      </w:pPr>
       <w:r>
         <w:rPr>
           <w:lang w:bidi="th-TH"/>
         </w:rPr>
         <w:t>Einschreibeschlüssel</w:t>
+      </w:r>
+      <w:r>
+        <w:rPr>
+          <w:lang w:bidi="th-TH"/>
+        </w:rPr>
+        <w:t xml:space="preserve"> für Ihren Prüfungstermin</w:t>
       </w:r>
     </w:p>
     <w:p>
@@ -662,52 +724,13 @@
         </w:rPr>
       </w:pPr>
       <w:r>
-        <w:rPr>
-          <w:lang w:bidi="th-TH"/>
-        </w:rPr>
-        <w:t>Am Tag der Prüfung finden Sie das Passwort für die Prüfung im Examenskurs. Wichtig:</w:t>
-      </w:r>
-      <w:r>
-        <w:t xml:space="preserve"> </w:t>
-      </w:r>
-      <w:r>
-        <w:rPr>
-          <w:lang w:bidi="th-TH"/>
-        </w:rPr>
-        <w:t xml:space="preserve">Das Passwort wird nach jeder Prüfung geändert! </w:t>
-      </w:r>
-      <w:r>
-        <w:rPr>
-          <w:lang w:bidi="th-TH"/>
-        </w:rPr>
-        <w:t>Das neue Passwort ist nur während dem Prüfungszeitraum aktiv. B</w:t>
-      </w:r>
-      <w:r>
-        <w:rPr>
-          <w:lang w:bidi="th-TH"/>
-        </w:rPr>
-        <w:t xml:space="preserve">itte prüfen Sie rechtzeitig vor Ihrem Prüfungstermin, ob Sie die aktuelle Version haben. </w:t>
-      </w:r>
-    </w:p>
-    <w:p>
-      <w:pPr>
-        <w:pStyle w:val="Listenabsatz"/>
-        <w:numPr>
-          <w:ilvl w:val="0"/>
-          <w:numId w:val="5"/>
-        </w:numPr>
-        <w:rPr>
-          <w:lang w:bidi="th-TH"/>
-        </w:rPr>
-      </w:pPr>
-      <w:r>
         <w:t xml:space="preserve">Lesen Sie sich das Merkblatt für Nachteilsausgleiche sowie die Schritt-für-Schritt-Anleitung zum </w:t>
       </w:r>
       <w:r>
-        <w:t>Einstellen</w:t>
+        <w:t>Erstellen einer</w:t>
       </w:r>
       <w:r>
-        <w:t xml:space="preserve"> der Zeitverlängerung </w:t>
+        <w:t xml:space="preserve"> Zeitverlängerung </w:t>
       </w:r>
       <w:r>
         <w:t xml:space="preserve">im Examenskurs </w:t>
@@ -787,7 +810,19 @@
         <w:rPr>
           <w:lang w:bidi="th-TH"/>
         </w:rPr>
-        <w:t>Bei einem Antrag auf Nachteilsausgleich den entsprechenden Nachweis einholen und die Zeitverlängerung im Examenskurs einrichten.</w:t>
+        <w:t>Bei einem Antrag auf Nachteilsausgleich den entsprechenden Nachweis einholen</w:t>
+      </w:r>
+      <w:r>
+        <w:rPr>
+          <w:lang w:bidi="th-TH"/>
+        </w:rPr>
+        <w:t>.</w:t>
+      </w:r>
+      <w:r>
+        <w:rPr>
+          <w:lang w:bidi="th-TH"/>
+        </w:rPr>
+        <w:t xml:space="preserve"> </w:t>
       </w:r>
     </w:p>
     <w:p>
@@ -913,7 +948,6 @@
         <w:rPr>
           <w:lang w:bidi="th-TH"/>
         </w:rPr>
-        <w:lastRenderedPageBreak/>
         <w:t>Sicherstellen, dass Prüflinge mit Screenreader Kopfhörer verwenden.</w:t>
       </w:r>
     </w:p>
@@ -966,6 +1000,13 @@
           <w:szCs w:val="28"/>
           <w:lang w:bidi="th-TH"/>
         </w:rPr>
+        <w:t xml:space="preserve">Link und </w:t>
+      </w:r>
+      <w:r>
+        <w:rPr>
+          <w:szCs w:val="28"/>
+          <w:lang w:bidi="th-TH"/>
+        </w:rPr>
         <w:t xml:space="preserve">Einschreibeschlüssel </w:t>
       </w:r>
       <w:r>
@@ -1004,6 +1045,7 @@
         <w:rPr>
           <w:lang w:bidi="th-TH"/>
         </w:rPr>
+        <w:lastRenderedPageBreak/>
         <w:t>Alle Prüflinge in den Examens-Kurs eintreten lassen.</w:t>
       </w:r>
     </w:p>
@@ -1054,6 +1096,27 @@
     </w:p>
     <w:p>
       <w:pPr>
+        <w:pStyle w:val="Listenabsatz"/>
+        <w:numPr>
+          <w:ilvl w:val="0"/>
+          <w:numId w:val="8"/>
+        </w:numPr>
+      </w:pPr>
+      <w:r>
+        <w:rPr>
+          <w:lang w:bidi="th-TH"/>
+        </w:rPr>
+        <w:t>Zeitverlängerungen für Nachteilsausgleiche im Examenskurs einrichten.</w:t>
+      </w:r>
+      <w:r>
+        <w:rPr>
+          <w:lang w:bidi="th-TH"/>
+        </w:rPr>
+        <w:t xml:space="preserve"> Hinweis: Das geht erst, nachdem die entsprechenden Personen dem Examenskurs beigetreten sind.</w:t>
+      </w:r>
+    </w:p>
+    <w:p>
+      <w:pPr>
         <w:pStyle w:val="berschrift2"/>
         <w:rPr>
           <w:lang w:bidi="th-TH"/>
@@ -1117,6 +1180,24 @@
         <w:rPr>
           <w:lang w:bidi="th-TH"/>
         </w:rPr>
+        <w:t xml:space="preserve">Wenn Sie einen Prüfling beim Betrug erwischen (unerlaubte Hilfsmittel, Abschreiben von anderen Prüflingen), ordnen Sie diesen der Gruppe „Betrugsversuch“ zu. Hinweis: Im Examenskurs die Teilnehmerliste anzeigen lassen, dann bei der Person die Gruppe „Betrugsversuch“ einstellen. Ab dann kann diese Person nicht mehr auf das Examen und auf das Kurszertifikat zugreifen. </w:t>
+      </w:r>
+    </w:p>
+    <w:p>
+      <w:pPr>
+        <w:pStyle w:val="Listenabsatz"/>
+        <w:numPr>
+          <w:ilvl w:val="0"/>
+          <w:numId w:val="9"/>
+        </w:numPr>
+        <w:rPr>
+          <w:lang w:bidi="th-TH"/>
+        </w:rPr>
+      </w:pPr>
+      <w:r>
+        <w:rPr>
+          <w:lang w:bidi="th-TH"/>
+        </w:rPr>
         <w:t xml:space="preserve">Die Aufsichtspersonen dürfen NICHT: </w:t>
       </w:r>
     </w:p>
@@ -1249,15 +1330,24 @@
           <w:ilvl w:val="0"/>
           <w:numId w:val="10"/>
         </w:numPr>
-        <w:rPr>
-          <w:lang w:bidi="th-TH"/>
-        </w:rPr>
       </w:pPr>
       <w:r>
         <w:rPr>
           <w:lang w:bidi="th-TH"/>
         </w:rPr>
-        <w:t>Nach Ablauf der Zeit alle Prüflinge auffordern, die elektronische Prüfung abzuschließen (ABSENDEN-Button).</w:t>
+        <w:t>Auf Feedback-Fragebogen zur Prüfung im Examenskurs hinweisen</w:t>
+      </w:r>
+      <w:r>
+        <w:rPr>
+          <w:lang w:bidi="th-TH"/>
+        </w:rPr>
+        <w:t xml:space="preserve"> (falls vorhanden)</w:t>
+      </w:r>
+      <w:r>
+        <w:rPr>
+          <w:lang w:bidi="th-TH"/>
+        </w:rPr>
+        <w:t>.</w:t>
       </w:r>
     </w:p>
     <w:p>
@@ -1267,33 +1357,6 @@
           <w:ilvl w:val="0"/>
           <w:numId w:val="10"/>
         </w:numPr>
-      </w:pPr>
-      <w:r>
-        <w:rPr>
-          <w:lang w:bidi="th-TH"/>
-        </w:rPr>
-        <w:t>Auf Feedback-Fragebogen zur Prüfung im Examenskurs hinweisen</w:t>
-      </w:r>
-      <w:r>
-        <w:rPr>
-          <w:lang w:bidi="th-TH"/>
-        </w:rPr>
-        <w:t xml:space="preserve"> (falls vorhanden)</w:t>
-      </w:r>
-      <w:r>
-        <w:rPr>
-          <w:lang w:bidi="th-TH"/>
-        </w:rPr>
-        <w:t>.</w:t>
-      </w:r>
-    </w:p>
-    <w:p>
-      <w:pPr>
-        <w:pStyle w:val="Listenabsatz"/>
-        <w:numPr>
-          <w:ilvl w:val="0"/>
-          <w:numId w:val="10"/>
-        </w:numPr>
         <w:rPr>
           <w:lang w:bidi="th-TH"/>
         </w:rPr>
@@ -1448,6 +1511,12 @@
           <w:lang w:bidi="th-TH"/>
         </w:rPr>
         <w:t>.</w:t>
+      </w:r>
+      <w:r>
+        <w:rPr>
+          <w:lang w:bidi="th-TH"/>
+        </w:rPr>
+        <w:t xml:space="preserve"> </w:t>
       </w:r>
     </w:p>
     <w:p>
